--- a/az/wisdom-stories/silence.docx
+++ b/az/wisdom-stories/silence.docx
@@ -67,7 +67,7 @@
           <w:bCs/>
           <w:lang/>
         </w:rPr>
-        <w:t>İbrət: Hər suala cavab vermək məcburiyyətində deyilsən. Bəzən doğru anı gözləmək, bəzən də sözünün qədrini bilməyənə susmaq daha müdrik seçimdir.</w:t>
+        <w:t>İbrət: Hər suala cavab vermək məcburiyyətində deyilsən. Bəzən doğru anı gözləmək, bəzən də sözünün qədrini bilməyənin qarşısında susmaq daha müdrik seçimdir.</w:t>
       </w:r>
     </w:p>
     <w:p>
